--- a/1kurs/firstSem/practic_work_inf/Практическая работа №2_4.docx
+++ b/1kurs/firstSem/practic_work_inf/Практическая работа №2_4.docx
@@ -1,6 +1,6 @@
 
 <file path=word/document.xml><?xml version="1.0" encoding="utf-8"?>
-<w:document xmlns:wpc="http://schemas.microsoft.com/office/word/2010/wordprocessingCanvas" xmlns:cx="http://schemas.microsoft.com/office/drawing/2014/chartex" xmlns:cx1="http://schemas.microsoft.com/office/drawing/2015/9/8/chartex" xmlns:cx2="http://schemas.microsoft.com/office/drawing/2015/10/21/chartex" xmlns:cx3="http://schemas.microsoft.com/office/drawing/2016/5/9/chartex" xmlns:cx4="http://schemas.microsoft.com/office/drawing/2016/5/10/chartex" xmlns:cx5="http://schemas.microsoft.com/office/drawing/2016/5/11/chartex" xmlns:cx6="http://schemas.microsoft.com/office/drawing/2016/5/12/chartex" xmlns:cx7="http://schemas.microsoft.com/office/drawing/2016/5/13/chartex" xmlns:cx8="http://schemas.microsoft.com/office/drawing/2016/5/14/chartex" xmlns:mc="http://schemas.openxmlformats.org/markup-compatibility/2006" xmlns:aink="http://schemas.microsoft.com/office/drawing/2016/ink" xmlns:am3d="http://schemas.microsoft.com/office/drawing/2017/model3d" xmlns:o="urn:schemas-microsoft-com:office:office" xmlns:oel="http://schemas.microsoft.com/office/2019/extlst" xmlns:r="http://schemas.openxmlformats.org/officeDocument/2006/relationships" xmlns:m="http://schemas.openxmlformats.org/officeDocument/2006/math" xmlns:v="urn:schemas-microsoft-com:vml" xmlns:wp14="http://schemas.microsoft.com/office/word/2010/wordprocessingDrawing" xmlns:wp="http://schemas.openxmlformats.org/drawingml/2006/wordprocessingDrawing" xmlns:w10="urn:schemas-microsoft-com:office:word" xmlns:w="http://schemas.openxmlformats.org/wordprocessingml/2006/main" xmlns:w14="http://schemas.microsoft.com/office/word/2010/wordml" xmlns:w15="http://schemas.microsoft.com/office/word/2012/wordml" xmlns:w16cex="http://schemas.microsoft.com/office/word/2018/wordml/cex" xmlns:w16cid="http://schemas.microsoft.com/office/word/2016/wordml/cid" xmlns:w16="http://schemas.microsoft.com/office/word/2018/wordml" xmlns:w16du="http://schemas.microsoft.com/office/word/2023/wordml/word16du" xmlns:w16sdtdh="http://schemas.microsoft.com/office/word/2020/wordml/sdtdatahash" xmlns:w16sdtfl="http://schemas.microsoft.com/office/word/2024/wordml/sdtformatlock" xmlns:w16se="http://schemas.microsoft.com/office/word/2015/wordml/symex" xmlns:wpg="http://schemas.microsoft.com/office/word/2010/wordprocessingGroup" xmlns:wpi="http://schemas.microsoft.com/office/word/2010/wordprocessingInk" xmlns:wne="http://schemas.microsoft.com/office/word/2006/wordml" xmlns:wps="http://schemas.microsoft.com/office/word/2010/wordprocessingShape" mc:Ignorable="w14 w15 w16se w16cid w16 w16cex w16sdtdh w16sdtfl w16du wp14">
+<w:document xmlns:wpc="http://schemas.microsoft.com/office/word/2010/wordprocessingCanvas" xmlns:cx="http://schemas.microsoft.com/office/drawing/2014/chartex" xmlns:cx1="http://schemas.microsoft.com/office/drawing/2015/9/8/chartex" xmlns:mc="http://schemas.openxmlformats.org/markup-compatibility/2006" xmlns:o="urn:schemas-microsoft-com:office:office" xmlns:r="http://schemas.openxmlformats.org/officeDocument/2006/relationships" xmlns:m="http://schemas.openxmlformats.org/officeDocument/2006/math" xmlns:v="urn:schemas-microsoft-com:vml" xmlns:wp14="http://schemas.microsoft.com/office/word/2010/wordprocessingDrawing" xmlns:wp="http://schemas.openxmlformats.org/drawingml/2006/wordprocessingDrawing" xmlns:w10="urn:schemas-microsoft-com:office:word" xmlns:w="http://schemas.openxmlformats.org/wordprocessingml/2006/main" xmlns:w14="http://schemas.microsoft.com/office/word/2010/wordml" xmlns:w15="http://schemas.microsoft.com/office/word/2012/wordml" xmlns:w16se="http://schemas.microsoft.com/office/word/2015/wordml/symex" xmlns:wpg="http://schemas.microsoft.com/office/word/2010/wordprocessingGroup" xmlns:wpi="http://schemas.microsoft.com/office/word/2010/wordprocessingInk" xmlns:wne="http://schemas.microsoft.com/office/word/2006/wordml" xmlns:wps="http://schemas.microsoft.com/office/word/2010/wordprocessingShape" mc:Ignorable="w14 w15 w16se wp14">
   <w:body>
     <w:p>
       <w:pPr>
@@ -334,7 +334,7 @@
               </wp:inline>
             </w:drawing>
           </mc:Choice>
-          <mc:Fallback>
+          <mc:Fallback xmlns:w16sdtfl="http://schemas.microsoft.com/office/word/2024/wordml/sdtformatlock" xmlns:w16sdtdh="http://schemas.microsoft.com/office/word/2020/wordml/sdtdatahash" xmlns:w16du="http://schemas.microsoft.com/office/word/2023/wordml/word16du" xmlns:w16="http://schemas.microsoft.com/office/word/2018/wordml" xmlns:w16cid="http://schemas.microsoft.com/office/word/2016/wordml/cid" xmlns:w16cex="http://schemas.microsoft.com/office/word/2018/wordml/cex" xmlns:oel="http://schemas.microsoft.com/office/2019/extlst" xmlns:am3d="http://schemas.microsoft.com/office/drawing/2017/model3d" xmlns:aink="http://schemas.microsoft.com/office/drawing/2016/ink" xmlns:cx8="http://schemas.microsoft.com/office/drawing/2016/5/14/chartex" xmlns:cx7="http://schemas.microsoft.com/office/drawing/2016/5/13/chartex" xmlns:cx6="http://schemas.microsoft.com/office/drawing/2016/5/12/chartex" xmlns:cx5="http://schemas.microsoft.com/office/drawing/2016/5/11/chartex" xmlns:cx4="http://schemas.microsoft.com/office/drawing/2016/5/10/chartex" xmlns:cx3="http://schemas.microsoft.com/office/drawing/2016/5/9/chartex" xmlns:cx2="http://schemas.microsoft.com/office/drawing/2015/10/21/chartex">
             <w:pict>
               <v:group w14:anchorId="7A8497A5" id="Group 6849" o:spid="_x0000_s1026" style="width:441pt;height:3.15pt;mso-position-horizontal-relative:char;mso-position-vertical-relative:line" coordsize="56006,397" o:gfxdata="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">
                 <v:shape id="Shape 143" o:spid="_x0000_s1027" style="position:absolute;top:254;width:56006;height:143;visibility:visible;mso-wrap-style:square;v-text-anchor:top" coordsize="5600649,14351" o:gfxdata="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" path="m5600649,r,12700l,14351,,1651,5600649,xe" fillcolor="black" stroked="f" strokeweight="0">
@@ -918,17 +918,7 @@
                 <w:sz w:val="24"/>
                 <w:szCs w:val="24"/>
               </w:rPr>
-              <w:t xml:space="preserve">Горбунов </w:t>
-            </w:r>
-            <w:proofErr w:type="gramStart"/>
-            <w:r>
-              <w:rPr>
-                <w:rFonts w:ascii="Times New Roman" w:eastAsia="Times New Roman" w:hAnsi="Times New Roman" w:cs="Times New Roman"/>
-                <w:color w:val="000000"/>
-                <w:sz w:val="24"/>
-                <w:szCs w:val="24"/>
-              </w:rPr>
-              <w:t>С.П</w:t>
+              <w:t>Горбунов С.П</w:t>
             </w:r>
             <w:r>
               <w:rPr>
@@ -940,7 +930,6 @@
               </w:rPr>
               <w:t>.</w:t>
             </w:r>
-            <w:proofErr w:type="gramEnd"/>
           </w:p>
         </w:tc>
       </w:tr>
@@ -1305,7 +1294,7 @@
           <w:color w:val="000000"/>
           <w:kern w:val="0"/>
           <w:sz w:val="24"/>
-          <w:lang w:val="en-US" w:eastAsia="ru-RU"/>
+          <w:lang w:eastAsia="ru-RU"/>
           <w14:ligatures w14:val="none"/>
         </w:rPr>
         <w:t>6</w:t>
@@ -1542,7 +1531,7 @@
           <w:color w:val="000000"/>
           <w:kern w:val="0"/>
           <w:sz w:val="24"/>
-          <w:lang w:val="en-US" w:eastAsia="ru-RU"/>
+          <w:lang w:eastAsia="ru-RU"/>
           <w14:ligatures w14:val="none"/>
         </w:rPr>
         <w:t>6</w:t>
@@ -1677,7 +1666,7 @@
           <w:color w:val="000000"/>
           <w:kern w:val="0"/>
           <w:sz w:val="24"/>
-          <w:lang w:val="en-US" w:eastAsia="ru-RU"/>
+          <w:lang w:eastAsia="ru-RU"/>
           <w14:ligatures w14:val="none"/>
         </w:rPr>
       </w:pPr>
@@ -1698,7 +1687,7 @@
           <w:color w:val="000000"/>
           <w:kern w:val="0"/>
           <w:sz w:val="24"/>
-          <w:lang w:val="en-US" w:eastAsia="ru-RU"/>
+          <w:lang w:eastAsia="ru-RU"/>
           <w14:ligatures w14:val="none"/>
         </w:rPr>
         <w:t>6</w:t>
@@ -1736,7 +1725,7 @@
           <w:color w:val="000000"/>
           <w:kern w:val="0"/>
           <w:sz w:val="24"/>
-          <w:lang w:val="en-US" w:eastAsia="ru-RU"/>
+          <w:lang w:eastAsia="ru-RU"/>
           <w14:ligatures w14:val="none"/>
         </w:rPr>
         <w:t>:</w:t>
@@ -1827,7 +1816,7 @@
           <w:color w:val="000000"/>
           <w:kern w:val="0"/>
           <w:sz w:val="24"/>
-          <w:lang w:val="en-US" w:eastAsia="ru-RU"/>
+          <w:lang w:eastAsia="ru-RU"/>
           <w14:ligatures w14:val="none"/>
         </w:rPr>
       </w:pPr>
@@ -1853,7 +1842,7 @@
           <w:color w:val="000000"/>
           <w:kern w:val="0"/>
           <w:sz w:val="24"/>
-          <w:lang w:val="en-US" w:eastAsia="ru-RU"/>
+          <w:lang w:eastAsia="ru-RU"/>
           <w14:ligatures w14:val="none"/>
         </w:rPr>
       </w:pPr>
@@ -1879,7 +1868,7 @@
           <w:color w:val="000000"/>
           <w:kern w:val="0"/>
           <w:sz w:val="24"/>
-          <w:lang w:val="en-US" w:eastAsia="ru-RU"/>
+          <w:lang w:eastAsia="ru-RU"/>
           <w14:ligatures w14:val="none"/>
         </w:rPr>
       </w:pPr>
@@ -1942,6 +1931,7 @@
       <w:r>
         <w:rPr>
           <w:rFonts w:ascii="Times New Roman" w:eastAsia="Times New Roman" w:hAnsi="Times New Roman" w:cs="Times New Roman"/>
+          <w:noProof/>
           <w:color w:val="000000"/>
           <w:kern w:val="0"/>
           <w:sz w:val="24"/>
@@ -2023,29 +2013,7 @@
           <w:lang w:eastAsia="ru-RU"/>
           <w14:ligatures w14:val="none"/>
         </w:rPr>
-        <w:t>Задание №</w:t>
-      </w:r>
-      <w:r>
-        <w:rPr>
-          <w:rFonts w:ascii="Times New Roman" w:eastAsia="Times New Roman" w:hAnsi="Times New Roman" w:cs="Times New Roman"/>
-          <w:color w:val="000000"/>
-          <w:kern w:val="0"/>
-          <w:sz w:val="24"/>
-          <w:lang w:eastAsia="ru-RU"/>
-          <w14:ligatures w14:val="none"/>
-        </w:rPr>
-        <w:t>2</w:t>
-      </w:r>
-      <w:r>
-        <w:rPr>
-          <w:rFonts w:ascii="Times New Roman" w:eastAsia="Times New Roman" w:hAnsi="Times New Roman" w:cs="Times New Roman"/>
-          <w:color w:val="000000"/>
-          <w:kern w:val="0"/>
-          <w:sz w:val="24"/>
-          <w:lang w:eastAsia="ru-RU"/>
-          <w14:ligatures w14:val="none"/>
-        </w:rPr>
-        <w:t>.</w:t>
+        <w:t>Задание №2.</w:t>
       </w:r>
     </w:p>
     <w:p>
@@ -2065,6 +2033,7 @@
       <w:r>
         <w:rPr>
           <w:rFonts w:ascii="Times New Roman" w:eastAsia="Times New Roman" w:hAnsi="Times New Roman" w:cs="Times New Roman"/>
+          <w:noProof/>
           <w:color w:val="000000"/>
           <w:kern w:val="0"/>
           <w:sz w:val="24"/>
@@ -2115,10 +2084,11 @@
         <w:jc w:val="both"/>
         <w:rPr>
           <w:rFonts w:ascii="Times New Roman" w:eastAsia="Times New Roman" w:hAnsi="Times New Roman" w:cs="Times New Roman"/>
-          <w:color w:val="000000"/>
-          <w:kern w:val="0"/>
-          <w:sz w:val="24"/>
-          <w:lang w:val="en-US" w:eastAsia="ru-RU"/>
+          <w:b/>
+          <w:color w:val="000000"/>
+          <w:kern w:val="0"/>
+          <w:sz w:val="24"/>
+          <w:lang w:eastAsia="ru-RU"/>
           <w14:ligatures w14:val="none"/>
         </w:rPr>
       </w:pPr>
@@ -2132,30 +2102,37 @@
           <w14:ligatures w14:val="none"/>
         </w:rPr>
         <w:lastRenderedPageBreak/>
-        <w:t>Задание №</w:t>
-      </w:r>
-      <w:r>
-        <w:rPr>
-          <w:rFonts w:ascii="Times New Roman" w:eastAsia="Times New Roman" w:hAnsi="Times New Roman" w:cs="Times New Roman"/>
-          <w:color w:val="000000"/>
-          <w:kern w:val="0"/>
-          <w:sz w:val="24"/>
-          <w:lang w:val="en-US" w:eastAsia="ru-RU"/>
-          <w14:ligatures w14:val="none"/>
-        </w:rPr>
-        <w:t>3</w:t>
-      </w:r>
-      <w:r>
-        <w:rPr>
-          <w:rFonts w:ascii="Times New Roman" w:eastAsia="Times New Roman" w:hAnsi="Times New Roman" w:cs="Times New Roman"/>
-          <w:color w:val="000000"/>
-          <w:kern w:val="0"/>
-          <w:sz w:val="24"/>
-          <w:lang w:eastAsia="ru-RU"/>
-          <w14:ligatures w14:val="none"/>
-        </w:rPr>
-        <w:t>.</w:t>
-      </w:r>
+        <w:t xml:space="preserve">Надо сделать еще </w:t>
+      </w:r>
+      <w:r>
+        <w:t>четыр</w:t>
+      </w:r>
+      <w:r>
+        <w:t>ехразрядный дешифратор</w:t>
+      </w:r>
+      <w:r>
+        <w:t xml:space="preserve"> и </w:t>
+      </w:r>
+      <w:r>
+        <w:t>Мультиплексор</w:t>
+      </w:r>
+      <w:bookmarkStart w:id="5" w:name="_GoBack"/>
+      <w:bookmarkEnd w:id="5"/>
+    </w:p>
+    <w:p>
+      <w:pPr>
+        <w:spacing w:after="14" w:line="240" w:lineRule="auto"/>
+        <w:ind w:right="270" w:firstLine="709"/>
+        <w:jc w:val="both"/>
+        <w:rPr>
+          <w:rFonts w:ascii="Times New Roman" w:eastAsia="Times New Roman" w:hAnsi="Times New Roman" w:cs="Times New Roman"/>
+          <w:color w:val="000000"/>
+          <w:kern w:val="0"/>
+          <w:sz w:val="24"/>
+          <w:lang w:eastAsia="ru-RU"/>
+          <w14:ligatures w14:val="none"/>
+        </w:rPr>
+      </w:pPr>
     </w:p>
     <w:p>
       <w:pPr>
@@ -2167,24 +2144,72 @@
           <w:color w:val="000000"/>
           <w:kern w:val="0"/>
           <w:sz w:val="24"/>
+          <w:lang w:eastAsia="ru-RU"/>
+          <w14:ligatures w14:val="none"/>
+        </w:rPr>
+      </w:pPr>
+      <w:r>
+        <w:rPr>
+          <w:rFonts w:ascii="Times New Roman" w:eastAsia="Times New Roman" w:hAnsi="Times New Roman" w:cs="Times New Roman"/>
+          <w:color w:val="000000"/>
+          <w:kern w:val="0"/>
+          <w:sz w:val="24"/>
+          <w:lang w:eastAsia="ru-RU"/>
+          <w14:ligatures w14:val="none"/>
+        </w:rPr>
+        <w:t>Задание №</w:t>
+      </w:r>
+      <w:r>
+        <w:rPr>
+          <w:rFonts w:ascii="Times New Roman" w:eastAsia="Times New Roman" w:hAnsi="Times New Roman" w:cs="Times New Roman"/>
+          <w:color w:val="000000"/>
+          <w:kern w:val="0"/>
+          <w:sz w:val="24"/>
+          <w:lang w:eastAsia="ru-RU"/>
+          <w14:ligatures w14:val="none"/>
+        </w:rPr>
+        <w:t>3</w:t>
+      </w:r>
+      <w:r>
+        <w:rPr>
+          <w:rFonts w:ascii="Times New Roman" w:eastAsia="Times New Roman" w:hAnsi="Times New Roman" w:cs="Times New Roman"/>
+          <w:color w:val="000000"/>
+          <w:kern w:val="0"/>
+          <w:sz w:val="24"/>
+          <w:lang w:eastAsia="ru-RU"/>
+          <w14:ligatures w14:val="none"/>
+        </w:rPr>
+        <w:t>.</w:t>
+      </w:r>
+    </w:p>
+    <w:p>
+      <w:pPr>
+        <w:spacing w:after="14" w:line="240" w:lineRule="auto"/>
+        <w:ind w:left="1416" w:right="270" w:hanging="1416"/>
+        <w:jc w:val="both"/>
+        <w:rPr>
+          <w:rFonts w:ascii="Times New Roman" w:eastAsia="Times New Roman" w:hAnsi="Times New Roman" w:cs="Times New Roman"/>
+          <w:color w:val="000000"/>
+          <w:kern w:val="0"/>
+          <w:sz w:val="24"/>
+          <w:lang w:eastAsia="ru-RU"/>
+          <w14:ligatures w14:val="none"/>
+        </w:rPr>
+      </w:pPr>
+      <w:r>
+        <w:rPr>
+          <w:rFonts w:ascii="Times New Roman" w:eastAsia="Times New Roman" w:hAnsi="Times New Roman" w:cs="Times New Roman"/>
+          <w:color w:val="000000"/>
+          <w:kern w:val="0"/>
+          <w:sz w:val="24"/>
           <w:lang w:val="en-US" w:eastAsia="ru-RU"/>
           <w14:ligatures w14:val="none"/>
         </w:rPr>
-      </w:pPr>
-      <w:r>
-        <w:rPr>
-          <w:rFonts w:ascii="Times New Roman" w:eastAsia="Times New Roman" w:hAnsi="Times New Roman" w:cs="Times New Roman"/>
-          <w:color w:val="000000"/>
-          <w:kern w:val="0"/>
-          <w:sz w:val="24"/>
-          <w:lang w:val="en-US" w:eastAsia="ru-RU"/>
-          <w14:ligatures w14:val="none"/>
-        </w:rPr>
         <w:drawing>
-          <wp:inline distT="0" distB="0" distL="0" distR="0" wp14:anchorId="7DBC8293" wp14:editId="09C6CF0A">
-            <wp:extent cx="5200153" cy="1978724"/>
-            <wp:effectExtent l="0" t="0" r="635" b="2540"/>
-            <wp:docPr id="2026557055" name="Рисунок 1"/>
+          <wp:inline distT="0" distB="0" distL="0" distR="0" wp14:anchorId="7D50FE56" wp14:editId="01FDAF87">
+            <wp:extent cx="5935186" cy="2230083"/>
+            <wp:effectExtent l="0" t="0" r="0" b="0"/>
+            <wp:docPr id="1" name="Рисунок 1"/>
             <wp:cNvGraphicFramePr>
               <a:graphicFrameLocks xmlns:a="http://schemas.openxmlformats.org/drawingml/2006/main" noChangeAspect="1"/>
             </wp:cNvGraphicFramePr>
@@ -2192,7 +2217,7 @@
               <a:graphicData uri="http://schemas.openxmlformats.org/drawingml/2006/picture">
                 <pic:pic xmlns:pic="http://schemas.openxmlformats.org/drawingml/2006/picture">
                   <pic:nvPicPr>
-                    <pic:cNvPr id="2026557055" name=""/>
+                    <pic:cNvPr id="1" name=""/>
                     <pic:cNvPicPr/>
                   </pic:nvPicPr>
                   <pic:blipFill>
@@ -2204,7 +2229,7 @@
                   <pic:spPr>
                     <a:xfrm>
                       <a:off x="0" y="0"/>
-                      <a:ext cx="5201861" cy="1979374"/>
+                      <a:ext cx="5941769" cy="2232557"/>
                     </a:xfrm>
                     <a:prstGeom prst="rect">
                       <a:avLst/>
@@ -2216,6 +2241,28 @@
           </wp:inline>
         </w:drawing>
       </w:r>
+      <w:r>
+        <w:rPr>
+          <w:rFonts w:ascii="Times New Roman" w:eastAsia="Times New Roman" w:hAnsi="Times New Roman" w:cs="Times New Roman"/>
+          <w:color w:val="000000"/>
+          <w:kern w:val="0"/>
+          <w:sz w:val="24"/>
+          <w:lang w:val="en-US" w:eastAsia="ru-RU"/>
+          <w14:ligatures w14:val="none"/>
+        </w:rPr>
+        <w:tab/>
+      </w:r>
+      <w:r>
+        <w:rPr>
+          <w:rFonts w:ascii="Times New Roman" w:eastAsia="Times New Roman" w:hAnsi="Times New Roman" w:cs="Times New Roman"/>
+          <w:color w:val="000000"/>
+          <w:kern w:val="0"/>
+          <w:sz w:val="24"/>
+          <w:lang w:eastAsia="ru-RU"/>
+          <w14:ligatures w14:val="none"/>
+        </w:rPr>
+        <w:tab/>
+      </w:r>
     </w:p>
     <w:p>
       <w:pPr>
@@ -2231,24 +2278,10 @@
           <w14:ligatures w14:val="none"/>
         </w:rPr>
       </w:pPr>
-    </w:p>
-    <w:p>
-      <w:pPr>
-        <w:spacing w:after="14" w:line="240" w:lineRule="auto"/>
-        <w:ind w:right="270"/>
-        <w:jc w:val="both"/>
-        <w:rPr>
-          <w:rFonts w:ascii="Times New Roman" w:eastAsia="Times New Roman" w:hAnsi="Times New Roman" w:cs="Times New Roman"/>
-          <w:color w:val="000000"/>
-          <w:kern w:val="0"/>
-          <w:sz w:val="24"/>
-          <w:lang w:eastAsia="ru-RU"/>
-          <w14:ligatures w14:val="none"/>
-        </w:rPr>
-      </w:pPr>
-      <w:r>
-        <w:rPr>
-          <w:rFonts w:ascii="Times New Roman" w:eastAsia="Times New Roman" w:hAnsi="Times New Roman" w:cs="Times New Roman"/>
+      <w:r>
+        <w:rPr>
+          <w:rFonts w:ascii="Times New Roman" w:eastAsia="Times New Roman" w:hAnsi="Times New Roman" w:cs="Times New Roman"/>
+          <w:noProof/>
           <w:color w:val="000000"/>
           <w:kern w:val="0"/>
           <w:sz w:val="24"/>
@@ -2306,7 +2339,7 @@
 </file>
 
 <file path=word/endnotes.xml><?xml version="1.0" encoding="utf-8"?>
-<w:endnotes xmlns:wpc="http://schemas.microsoft.com/office/word/2010/wordprocessingCanvas" xmlns:cx="http://schemas.microsoft.com/office/drawing/2014/chartex" xmlns:cx1="http://schemas.microsoft.com/office/drawing/2015/9/8/chartex" xmlns:cx2="http://schemas.microsoft.com/office/drawing/2015/10/21/chartex" xmlns:cx3="http://schemas.microsoft.com/office/drawing/2016/5/9/chartex" xmlns:cx4="http://schemas.microsoft.com/office/drawing/2016/5/10/chartex" xmlns:cx5="http://schemas.microsoft.com/office/drawing/2016/5/11/chartex" xmlns:cx6="http://schemas.microsoft.com/office/drawing/2016/5/12/chartex" xmlns:cx7="http://schemas.microsoft.com/office/drawing/2016/5/13/chartex" xmlns:cx8="http://schemas.microsoft.com/office/drawing/2016/5/14/chartex" xmlns:mc="http://schemas.openxmlformats.org/markup-compatibility/2006" xmlns:aink="http://schemas.microsoft.com/office/drawing/2016/ink" xmlns:am3d="http://schemas.microsoft.com/office/drawing/2017/model3d" xmlns:o="urn:schemas-microsoft-com:office:office" xmlns:oel="http://schemas.microsoft.com/office/2019/extlst" xmlns:r="http://schemas.openxmlformats.org/officeDocument/2006/relationships" xmlns:m="http://schemas.openxmlformats.org/officeDocument/2006/math" xmlns:v="urn:schemas-microsoft-com:vml" xmlns:wp14="http://schemas.microsoft.com/office/word/2010/wordprocessingDrawing" xmlns:wp="http://schemas.openxmlformats.org/drawingml/2006/wordprocessingDrawing" xmlns:w10="urn:schemas-microsoft-com:office:word" xmlns:w="http://schemas.openxmlformats.org/wordprocessingml/2006/main" xmlns:w14="http://schemas.microsoft.com/office/word/2010/wordml" xmlns:w15="http://schemas.microsoft.com/office/word/2012/wordml" xmlns:w16cex="http://schemas.microsoft.com/office/word/2018/wordml/cex" xmlns:w16cid="http://schemas.microsoft.com/office/word/2016/wordml/cid" xmlns:w16="http://schemas.microsoft.com/office/word/2018/wordml" xmlns:w16du="http://schemas.microsoft.com/office/word/2023/wordml/word16du" xmlns:w16sdtdh="http://schemas.microsoft.com/office/word/2020/wordml/sdtdatahash" xmlns:w16sdtfl="http://schemas.microsoft.com/office/word/2024/wordml/sdtformatlock" xmlns:w16se="http://schemas.microsoft.com/office/word/2015/wordml/symex" xmlns:wpg="http://schemas.microsoft.com/office/word/2010/wordprocessingGroup" xmlns:wpi="http://schemas.microsoft.com/office/word/2010/wordprocessingInk" xmlns:wne="http://schemas.microsoft.com/office/word/2006/wordml" xmlns:wps="http://schemas.microsoft.com/office/word/2010/wordprocessingShape" mc:Ignorable="w14 w15 w16se w16cid w16 w16cex w16sdtdh w16sdtfl w16du wp14">
+<w:endnotes xmlns:wpc="http://schemas.microsoft.com/office/word/2010/wordprocessingCanvas" xmlns:cx="http://schemas.microsoft.com/office/drawing/2014/chartex" xmlns:cx1="http://schemas.microsoft.com/office/drawing/2015/9/8/chartex" xmlns:mc="http://schemas.openxmlformats.org/markup-compatibility/2006" xmlns:o="urn:schemas-microsoft-com:office:office" xmlns:r="http://schemas.openxmlformats.org/officeDocument/2006/relationships" xmlns:m="http://schemas.openxmlformats.org/officeDocument/2006/math" xmlns:v="urn:schemas-microsoft-com:vml" xmlns:wp14="http://schemas.microsoft.com/office/word/2010/wordprocessingDrawing" xmlns:wp="http://schemas.openxmlformats.org/drawingml/2006/wordprocessingDrawing" xmlns:w10="urn:schemas-microsoft-com:office:word" xmlns:w="http://schemas.openxmlformats.org/wordprocessingml/2006/main" xmlns:w14="http://schemas.microsoft.com/office/word/2010/wordml" xmlns:w15="http://schemas.microsoft.com/office/word/2012/wordml" xmlns:w16se="http://schemas.microsoft.com/office/word/2015/wordml/symex" xmlns:wpg="http://schemas.microsoft.com/office/word/2010/wordprocessingGroup" xmlns:wpi="http://schemas.microsoft.com/office/word/2010/wordprocessingInk" xmlns:wne="http://schemas.microsoft.com/office/word/2006/wordml" xmlns:wps="http://schemas.microsoft.com/office/word/2010/wordprocessingShape" mc:Ignorable="w14 w15 w16se wp14">
   <w:endnote w:type="separator" w:id="-1">
     <w:p>
       <w:pPr>
@@ -2331,7 +2364,7 @@
 </file>
 
 <file path=word/footer1.xml><?xml version="1.0" encoding="utf-8"?>
-<w:ftr xmlns:wpc="http://schemas.microsoft.com/office/word/2010/wordprocessingCanvas" xmlns:cx="http://schemas.microsoft.com/office/drawing/2014/chartex" xmlns:cx1="http://schemas.microsoft.com/office/drawing/2015/9/8/chartex" xmlns:cx2="http://schemas.microsoft.com/office/drawing/2015/10/21/chartex" xmlns:cx3="http://schemas.microsoft.com/office/drawing/2016/5/9/chartex" xmlns:cx4="http://schemas.microsoft.com/office/drawing/2016/5/10/chartex" xmlns:cx5="http://schemas.microsoft.com/office/drawing/2016/5/11/chartex" xmlns:cx6="http://schemas.microsoft.com/office/drawing/2016/5/12/chartex" xmlns:cx7="http://schemas.microsoft.com/office/drawing/2016/5/13/chartex" xmlns:cx8="http://schemas.microsoft.com/office/drawing/2016/5/14/chartex" xmlns:mc="http://schemas.openxmlformats.org/markup-compatibility/2006" xmlns:aink="http://schemas.microsoft.com/office/drawing/2016/ink" xmlns:am3d="http://schemas.microsoft.com/office/drawing/2017/model3d" xmlns:o="urn:schemas-microsoft-com:office:office" xmlns:oel="http://schemas.microsoft.com/office/2019/extlst" xmlns:r="http://schemas.openxmlformats.org/officeDocument/2006/relationships" xmlns:m="http://schemas.openxmlformats.org/officeDocument/2006/math" xmlns:v="urn:schemas-microsoft-com:vml" xmlns:wp14="http://schemas.microsoft.com/office/word/2010/wordprocessingDrawing" xmlns:wp="http://schemas.openxmlformats.org/drawingml/2006/wordprocessingDrawing" xmlns:w10="urn:schemas-microsoft-com:office:word" xmlns:w="http://schemas.openxmlformats.org/wordprocessingml/2006/main" xmlns:w14="http://schemas.microsoft.com/office/word/2010/wordml" xmlns:w15="http://schemas.microsoft.com/office/word/2012/wordml" xmlns:w16cex="http://schemas.microsoft.com/office/word/2018/wordml/cex" xmlns:w16cid="http://schemas.microsoft.com/office/word/2016/wordml/cid" xmlns:w16="http://schemas.microsoft.com/office/word/2018/wordml" xmlns:w16du="http://schemas.microsoft.com/office/word/2023/wordml/word16du" xmlns:w16sdtdh="http://schemas.microsoft.com/office/word/2020/wordml/sdtdatahash" xmlns:w16sdtfl="http://schemas.microsoft.com/office/word/2024/wordml/sdtformatlock" xmlns:w16se="http://schemas.microsoft.com/office/word/2015/wordml/symex" xmlns:wpg="http://schemas.microsoft.com/office/word/2010/wordprocessingGroup" xmlns:wpi="http://schemas.microsoft.com/office/word/2010/wordprocessingInk" xmlns:wne="http://schemas.microsoft.com/office/word/2006/wordml" xmlns:wps="http://schemas.microsoft.com/office/word/2010/wordprocessingShape" mc:Ignorable="w14 w15 w16se w16cid w16 w16cex w16sdtdh w16sdtfl w16du wp14">
+<w:ftr xmlns:wpc="http://schemas.microsoft.com/office/word/2010/wordprocessingCanvas" xmlns:cx="http://schemas.microsoft.com/office/drawing/2014/chartex" xmlns:cx1="http://schemas.microsoft.com/office/drawing/2015/9/8/chartex" xmlns:mc="http://schemas.openxmlformats.org/markup-compatibility/2006" xmlns:o="urn:schemas-microsoft-com:office:office" xmlns:r="http://schemas.openxmlformats.org/officeDocument/2006/relationships" xmlns:m="http://schemas.openxmlformats.org/officeDocument/2006/math" xmlns:v="urn:schemas-microsoft-com:vml" xmlns:wp14="http://schemas.microsoft.com/office/word/2010/wordprocessingDrawing" xmlns:wp="http://schemas.openxmlformats.org/drawingml/2006/wordprocessingDrawing" xmlns:w10="urn:schemas-microsoft-com:office:word" xmlns:w="http://schemas.openxmlformats.org/wordprocessingml/2006/main" xmlns:w14="http://schemas.microsoft.com/office/word/2010/wordml" xmlns:w15="http://schemas.microsoft.com/office/word/2012/wordml" xmlns:w16se="http://schemas.microsoft.com/office/word/2015/wordml/symex" xmlns:wpg="http://schemas.microsoft.com/office/word/2010/wordprocessingGroup" xmlns:wpi="http://schemas.microsoft.com/office/word/2010/wordprocessingInk" xmlns:wne="http://schemas.microsoft.com/office/word/2006/wordml" xmlns:wps="http://schemas.microsoft.com/office/word/2010/wordprocessingShape" mc:Ignorable="w14 w15 w16se wp14">
   <w:p>
     <w:pPr>
       <w:ind w:right="329"/>
@@ -2371,7 +2404,7 @@
 </file>
 
 <file path=word/footer2.xml><?xml version="1.0" encoding="utf-8"?>
-<w:ftr xmlns:wpc="http://schemas.microsoft.com/office/word/2010/wordprocessingCanvas" xmlns:cx="http://schemas.microsoft.com/office/drawing/2014/chartex" xmlns:cx1="http://schemas.microsoft.com/office/drawing/2015/9/8/chartex" xmlns:cx2="http://schemas.microsoft.com/office/drawing/2015/10/21/chartex" xmlns:cx3="http://schemas.microsoft.com/office/drawing/2016/5/9/chartex" xmlns:cx4="http://schemas.microsoft.com/office/drawing/2016/5/10/chartex" xmlns:cx5="http://schemas.microsoft.com/office/drawing/2016/5/11/chartex" xmlns:cx6="http://schemas.microsoft.com/office/drawing/2016/5/12/chartex" xmlns:cx7="http://schemas.microsoft.com/office/drawing/2016/5/13/chartex" xmlns:cx8="http://schemas.microsoft.com/office/drawing/2016/5/14/chartex" xmlns:mc="http://schemas.openxmlformats.org/markup-compatibility/2006" xmlns:aink="http://schemas.microsoft.com/office/drawing/2016/ink" xmlns:am3d="http://schemas.microsoft.com/office/drawing/2017/model3d" xmlns:o="urn:schemas-microsoft-com:office:office" xmlns:oel="http://schemas.microsoft.com/office/2019/extlst" xmlns:r="http://schemas.openxmlformats.org/officeDocument/2006/relationships" xmlns:m="http://schemas.openxmlformats.org/officeDocument/2006/math" xmlns:v="urn:schemas-microsoft-com:vml" xmlns:wp14="http://schemas.microsoft.com/office/word/2010/wordprocessingDrawing" xmlns:wp="http://schemas.openxmlformats.org/drawingml/2006/wordprocessingDrawing" xmlns:w10="urn:schemas-microsoft-com:office:word" xmlns:w="http://schemas.openxmlformats.org/wordprocessingml/2006/main" xmlns:w14="http://schemas.microsoft.com/office/word/2010/wordml" xmlns:w15="http://schemas.microsoft.com/office/word/2012/wordml" xmlns:w16cex="http://schemas.microsoft.com/office/word/2018/wordml/cex" xmlns:w16cid="http://schemas.microsoft.com/office/word/2016/wordml/cid" xmlns:w16="http://schemas.microsoft.com/office/word/2018/wordml" xmlns:w16du="http://schemas.microsoft.com/office/word/2023/wordml/word16du" xmlns:w16sdtdh="http://schemas.microsoft.com/office/word/2020/wordml/sdtdatahash" xmlns:w16sdtfl="http://schemas.microsoft.com/office/word/2024/wordml/sdtformatlock" xmlns:w16se="http://schemas.microsoft.com/office/word/2015/wordml/symex" xmlns:wpg="http://schemas.microsoft.com/office/word/2010/wordprocessingGroup" xmlns:wpi="http://schemas.microsoft.com/office/word/2010/wordprocessingInk" xmlns:wne="http://schemas.microsoft.com/office/word/2006/wordml" xmlns:wps="http://schemas.microsoft.com/office/word/2010/wordprocessingShape" mc:Ignorable="w14 w15 w16se w16cid w16 w16cex w16sdtdh w16sdtfl w16du wp14">
+<w:ftr xmlns:wpc="http://schemas.microsoft.com/office/word/2010/wordprocessingCanvas" xmlns:cx="http://schemas.microsoft.com/office/drawing/2014/chartex" xmlns:cx1="http://schemas.microsoft.com/office/drawing/2015/9/8/chartex" xmlns:mc="http://schemas.openxmlformats.org/markup-compatibility/2006" xmlns:o="urn:schemas-microsoft-com:office:office" xmlns:r="http://schemas.openxmlformats.org/officeDocument/2006/relationships" xmlns:m="http://schemas.openxmlformats.org/officeDocument/2006/math" xmlns:v="urn:schemas-microsoft-com:vml" xmlns:wp14="http://schemas.microsoft.com/office/word/2010/wordprocessingDrawing" xmlns:wp="http://schemas.openxmlformats.org/drawingml/2006/wordprocessingDrawing" xmlns:w10="urn:schemas-microsoft-com:office:word" xmlns:w="http://schemas.openxmlformats.org/wordprocessingml/2006/main" xmlns:w14="http://schemas.microsoft.com/office/word/2010/wordml" xmlns:w15="http://schemas.microsoft.com/office/word/2012/wordml" xmlns:w16se="http://schemas.microsoft.com/office/word/2015/wordml/symex" xmlns:wpg="http://schemas.microsoft.com/office/word/2010/wordprocessingGroup" xmlns:wpi="http://schemas.microsoft.com/office/word/2010/wordprocessingInk" xmlns:wne="http://schemas.microsoft.com/office/word/2006/wordml" xmlns:wps="http://schemas.microsoft.com/office/word/2010/wordprocessingShape" mc:Ignorable="w14 w15 w16se wp14">
   <w:p>
     <w:pPr>
       <w:ind w:right="329"/>
@@ -2390,7 +2423,7 @@
       <w:rPr>
         <w:noProof/>
       </w:rPr>
-      <w:t>1</w:t>
+      <w:t>2</w:t>
     </w:r>
     <w:r>
       <w:fldChar w:fldCharType="end"/>
@@ -2414,7 +2447,7 @@
 </file>
 
 <file path=word/footnotes.xml><?xml version="1.0" encoding="utf-8"?>
-<w:footnotes xmlns:wpc="http://schemas.microsoft.com/office/word/2010/wordprocessingCanvas" xmlns:cx="http://schemas.microsoft.com/office/drawing/2014/chartex" xmlns:cx1="http://schemas.microsoft.com/office/drawing/2015/9/8/chartex" xmlns:cx2="http://schemas.microsoft.com/office/drawing/2015/10/21/chartex" xmlns:cx3="http://schemas.microsoft.com/office/drawing/2016/5/9/chartex" xmlns:cx4="http://schemas.microsoft.com/office/drawing/2016/5/10/chartex" xmlns:cx5="http://schemas.microsoft.com/office/drawing/2016/5/11/chartex" xmlns:cx6="http://schemas.microsoft.com/office/drawing/2016/5/12/chartex" xmlns:cx7="http://schemas.microsoft.com/office/drawing/2016/5/13/chartex" xmlns:cx8="http://schemas.microsoft.com/office/drawing/2016/5/14/chartex" xmlns:mc="http://schemas.openxmlformats.org/markup-compatibility/2006" xmlns:aink="http://schemas.microsoft.com/office/drawing/2016/ink" xmlns:am3d="http://schemas.microsoft.com/office/drawing/2017/model3d" xmlns:o="urn:schemas-microsoft-com:office:office" xmlns:oel="http://schemas.microsoft.com/office/2019/extlst" xmlns:r="http://schemas.openxmlformats.org/officeDocument/2006/relationships" xmlns:m="http://schemas.openxmlformats.org/officeDocument/2006/math" xmlns:v="urn:schemas-microsoft-com:vml" xmlns:wp14="http://schemas.microsoft.com/office/word/2010/wordprocessingDrawing" xmlns:wp="http://schemas.openxmlformats.org/drawingml/2006/wordprocessingDrawing" xmlns:w10="urn:schemas-microsoft-com:office:word" xmlns:w="http://schemas.openxmlformats.org/wordprocessingml/2006/main" xmlns:w14="http://schemas.microsoft.com/office/word/2010/wordml" xmlns:w15="http://schemas.microsoft.com/office/word/2012/wordml" xmlns:w16cex="http://schemas.microsoft.com/office/word/2018/wordml/cex" xmlns:w16cid="http://schemas.microsoft.com/office/word/2016/wordml/cid" xmlns:w16="http://schemas.microsoft.com/office/word/2018/wordml" xmlns:w16du="http://schemas.microsoft.com/office/word/2023/wordml/word16du" xmlns:w16sdtdh="http://schemas.microsoft.com/office/word/2020/wordml/sdtdatahash" xmlns:w16sdtfl="http://schemas.microsoft.com/office/word/2024/wordml/sdtformatlock" xmlns:w16se="http://schemas.microsoft.com/office/word/2015/wordml/symex" xmlns:wpg="http://schemas.microsoft.com/office/word/2010/wordprocessingGroup" xmlns:wpi="http://schemas.microsoft.com/office/word/2010/wordprocessingInk" xmlns:wne="http://schemas.microsoft.com/office/word/2006/wordml" xmlns:wps="http://schemas.microsoft.com/office/word/2010/wordprocessingShape" mc:Ignorable="w14 w15 w16se w16cid w16 w16cex w16sdtdh w16sdtfl w16du wp14">
+<w:footnotes xmlns:wpc="http://schemas.microsoft.com/office/word/2010/wordprocessingCanvas" xmlns:cx="http://schemas.microsoft.com/office/drawing/2014/chartex" xmlns:cx1="http://schemas.microsoft.com/office/drawing/2015/9/8/chartex" xmlns:mc="http://schemas.openxmlformats.org/markup-compatibility/2006" xmlns:o="urn:schemas-microsoft-com:office:office" xmlns:r="http://schemas.openxmlformats.org/officeDocument/2006/relationships" xmlns:m="http://schemas.openxmlformats.org/officeDocument/2006/math" xmlns:v="urn:schemas-microsoft-com:vml" xmlns:wp14="http://schemas.microsoft.com/office/word/2010/wordprocessingDrawing" xmlns:wp="http://schemas.openxmlformats.org/drawingml/2006/wordprocessingDrawing" xmlns:w10="urn:schemas-microsoft-com:office:word" xmlns:w="http://schemas.openxmlformats.org/wordprocessingml/2006/main" xmlns:w14="http://schemas.microsoft.com/office/word/2010/wordml" xmlns:w15="http://schemas.microsoft.com/office/word/2012/wordml" xmlns:w16se="http://schemas.microsoft.com/office/word/2015/wordml/symex" xmlns:wpg="http://schemas.microsoft.com/office/word/2010/wordprocessingGroup" xmlns:wpi="http://schemas.microsoft.com/office/word/2010/wordprocessingInk" xmlns:wne="http://schemas.microsoft.com/office/word/2006/wordml" xmlns:wps="http://schemas.microsoft.com/office/word/2010/wordprocessingShape" mc:Ignorable="w14 w15 w16se wp14">
   <w:footnote w:type="separator" w:id="-1">
     <w:p>
       <w:pPr>
@@ -2439,7 +2472,7 @@
 </file>
 
 <file path=word/numbering.xml><?xml version="1.0" encoding="utf-8"?>
-<w:numbering xmlns:wpc="http://schemas.microsoft.com/office/word/2010/wordprocessingCanvas" xmlns:cx="http://schemas.microsoft.com/office/drawing/2014/chartex" xmlns:cx1="http://schemas.microsoft.com/office/drawing/2015/9/8/chartex" xmlns:cx2="http://schemas.microsoft.com/office/drawing/2015/10/21/chartex" xmlns:cx3="http://schemas.microsoft.com/office/drawing/2016/5/9/chartex" xmlns:cx4="http://schemas.microsoft.com/office/drawing/2016/5/10/chartex" xmlns:cx5="http://schemas.microsoft.com/office/drawing/2016/5/11/chartex" xmlns:cx6="http://schemas.microsoft.com/office/drawing/2016/5/12/chartex" xmlns:cx7="http://schemas.microsoft.com/office/drawing/2016/5/13/chartex" xmlns:cx8="http://schemas.microsoft.com/office/drawing/2016/5/14/chartex" xmlns:mc="http://schemas.openxmlformats.org/markup-compatibility/2006" xmlns:aink="http://schemas.microsoft.com/office/drawing/2016/ink" xmlns:am3d="http://schemas.microsoft.com/office/drawing/2017/model3d" xmlns:o="urn:schemas-microsoft-com:office:office" xmlns:oel="http://schemas.microsoft.com/office/2019/extlst" xmlns:r="http://schemas.openxmlformats.org/officeDocument/2006/relationships" xmlns:m="http://schemas.openxmlformats.org/officeDocument/2006/math" xmlns:v="urn:schemas-microsoft-com:vml" xmlns:wp14="http://schemas.microsoft.com/office/word/2010/wordprocessingDrawing" xmlns:wp="http://schemas.openxmlformats.org/drawingml/2006/wordprocessingDrawing" xmlns:w10="urn:schemas-microsoft-com:office:word" xmlns:w="http://schemas.openxmlformats.org/wordprocessingml/2006/main" xmlns:w14="http://schemas.microsoft.com/office/word/2010/wordml" xmlns:w15="http://schemas.microsoft.com/office/word/2012/wordml" xmlns:w16cex="http://schemas.microsoft.com/office/word/2018/wordml/cex" xmlns:w16cid="http://schemas.microsoft.com/office/word/2016/wordml/cid" xmlns:w16="http://schemas.microsoft.com/office/word/2018/wordml" xmlns:w16du="http://schemas.microsoft.com/office/word/2023/wordml/word16du" xmlns:w16sdtdh="http://schemas.microsoft.com/office/word/2020/wordml/sdtdatahash" xmlns:w16sdtfl="http://schemas.microsoft.com/office/word/2024/wordml/sdtformatlock" xmlns:w16se="http://schemas.microsoft.com/office/word/2015/wordml/symex" xmlns:wpg="http://schemas.microsoft.com/office/word/2010/wordprocessingGroup" xmlns:wpi="http://schemas.microsoft.com/office/word/2010/wordprocessingInk" xmlns:wne="http://schemas.microsoft.com/office/word/2006/wordml" xmlns:wps="http://schemas.microsoft.com/office/word/2010/wordprocessingShape" mc:Ignorable="w14 w15 w16se w16cid w16 w16cex w16sdtdh w16sdtfl w16du wp14">
+<w:numbering xmlns:wpc="http://schemas.microsoft.com/office/word/2010/wordprocessingCanvas" xmlns:cx="http://schemas.microsoft.com/office/drawing/2014/chartex" xmlns:cx1="http://schemas.microsoft.com/office/drawing/2015/9/8/chartex" xmlns:mc="http://schemas.openxmlformats.org/markup-compatibility/2006" xmlns:o="urn:schemas-microsoft-com:office:office" xmlns:r="http://schemas.openxmlformats.org/officeDocument/2006/relationships" xmlns:m="http://schemas.openxmlformats.org/officeDocument/2006/math" xmlns:v="urn:schemas-microsoft-com:vml" xmlns:wp14="http://schemas.microsoft.com/office/word/2010/wordprocessingDrawing" xmlns:wp="http://schemas.openxmlformats.org/drawingml/2006/wordprocessingDrawing" xmlns:w10="urn:schemas-microsoft-com:office:word" xmlns:w="http://schemas.openxmlformats.org/wordprocessingml/2006/main" xmlns:w14="http://schemas.microsoft.com/office/word/2010/wordml" xmlns:w15="http://schemas.microsoft.com/office/word/2012/wordml" xmlns:w16se="http://schemas.microsoft.com/office/word/2015/wordml/symex" xmlns:wpg="http://schemas.microsoft.com/office/word/2010/wordprocessingGroup" xmlns:wpi="http://schemas.microsoft.com/office/word/2010/wordprocessingInk" xmlns:wne="http://schemas.microsoft.com/office/word/2006/wordml" xmlns:wps="http://schemas.microsoft.com/office/word/2010/wordprocessingShape" mc:Ignorable="w14 w15 w16se wp14">
   <w:abstractNum w:abstractNumId="0" w15:restartNumberingAfterBreak="0">
     <w:nsid w:val="0F0147EA"/>
     <w:multiLevelType w:val="multilevel"/>
@@ -3208,43 +3241,43 @@
       </w:rPr>
     </w:lvl>
   </w:abstractNum>
-  <w:num w:numId="1" w16cid:durableId="14813711">
+  <w:num w:numId="1">
     <w:abstractNumId w:val="0"/>
   </w:num>
-  <w:num w:numId="2" w16cid:durableId="487946311">
+  <w:num w:numId="2">
     <w:abstractNumId w:val="0"/>
   </w:num>
-  <w:num w:numId="3" w16cid:durableId="797457758">
+  <w:num w:numId="3">
     <w:abstractNumId w:val="0"/>
   </w:num>
-  <w:num w:numId="4" w16cid:durableId="1390543258">
+  <w:num w:numId="4">
     <w:abstractNumId w:val="0"/>
   </w:num>
-  <w:num w:numId="5" w16cid:durableId="312954806">
+  <w:num w:numId="5">
     <w:abstractNumId w:val="4"/>
   </w:num>
-  <w:num w:numId="6" w16cid:durableId="2043894433">
+  <w:num w:numId="6">
     <w:abstractNumId w:val="2"/>
   </w:num>
-  <w:num w:numId="7" w16cid:durableId="174613890">
+  <w:num w:numId="7">
     <w:abstractNumId w:val="1"/>
   </w:num>
-  <w:num w:numId="8" w16cid:durableId="520123076">
+  <w:num w:numId="8">
     <w:abstractNumId w:val="2"/>
   </w:num>
-  <w:num w:numId="9" w16cid:durableId="1322613001">
+  <w:num w:numId="9">
     <w:abstractNumId w:val="2"/>
   </w:num>
-  <w:num w:numId="10" w16cid:durableId="448086104">
+  <w:num w:numId="10">
     <w:abstractNumId w:val="2"/>
   </w:num>
-  <w:num w:numId="11" w16cid:durableId="1945380521">
+  <w:num w:numId="11">
     <w:abstractNumId w:val="1"/>
   </w:num>
-  <w:num w:numId="12" w16cid:durableId="563806419">
+  <w:num w:numId="12">
     <w:abstractNumId w:val="3"/>
   </w:num>
-  <w:num w:numId="13" w16cid:durableId="890655726">
+  <w:num w:numId="13">
     <w:abstractNumId w:val="4"/>
     <w:lvlOverride w:ilvl="0">
       <w:startOverride w:val="1"/>
@@ -3274,7 +3307,7 @@
       <w:startOverride w:val="1"/>
     </w:lvlOverride>
   </w:num>
-  <w:num w:numId="14" w16cid:durableId="1689284785">
+  <w:num w:numId="14">
     <w:abstractNumId w:val="4"/>
     <w:lvlOverride w:ilvl="0">
       <w:startOverride w:val="1"/>
@@ -3304,7 +3337,7 @@
       <w:startOverride w:val="1"/>
     </w:lvlOverride>
   </w:num>
-  <w:num w:numId="15" w16cid:durableId="1506090626">
+  <w:num w:numId="15">
     <w:abstractNumId w:val="4"/>
     <w:lvlOverride w:ilvl="0">
       <w:startOverride w:val="1"/>
@@ -3334,7 +3367,7 @@
       <w:startOverride w:val="1"/>
     </w:lvlOverride>
   </w:num>
-  <w:num w:numId="16" w16cid:durableId="2110659336">
+  <w:num w:numId="16">
     <w:abstractNumId w:val="4"/>
     <w:lvlOverride w:ilvl="0">
       <w:startOverride w:val="1"/>
@@ -3364,10 +3397,10 @@
       <w:startOverride w:val="1"/>
     </w:lvlOverride>
   </w:num>
-  <w:num w:numId="17" w16cid:durableId="988747144">
+  <w:num w:numId="17">
     <w:abstractNumId w:val="5"/>
   </w:num>
-  <w:num w:numId="18" w16cid:durableId="981277817">
+  <w:num w:numId="18">
     <w:abstractNumId w:val="4"/>
     <w:lvlOverride w:ilvl="0">
       <w:startOverride w:val="1"/>
@@ -3401,7 +3434,7 @@
 </file>
 
 <file path=word/styles.xml><?xml version="1.0" encoding="utf-8"?>
-<w:styles xmlns:mc="http://schemas.openxmlformats.org/markup-compatibility/2006" xmlns:r="http://schemas.openxmlformats.org/officeDocument/2006/relationships" xmlns:w="http://schemas.openxmlformats.org/wordprocessingml/2006/main" xmlns:w14="http://schemas.microsoft.com/office/word/2010/wordml" xmlns:w15="http://schemas.microsoft.com/office/word/2012/wordml" xmlns:w16cex="http://schemas.microsoft.com/office/word/2018/wordml/cex" xmlns:w16cid="http://schemas.microsoft.com/office/word/2016/wordml/cid" xmlns:w16="http://schemas.microsoft.com/office/word/2018/wordml" xmlns:w16du="http://schemas.microsoft.com/office/word/2023/wordml/word16du" xmlns:w16sdtdh="http://schemas.microsoft.com/office/word/2020/wordml/sdtdatahash" xmlns:w16sdtfl="http://schemas.microsoft.com/office/word/2024/wordml/sdtformatlock" xmlns:w16se="http://schemas.microsoft.com/office/word/2015/wordml/symex" mc:Ignorable="w14 w15 w16se w16cid w16 w16cex w16sdtdh w16sdtfl w16du">
+<w:styles xmlns:mc="http://schemas.openxmlformats.org/markup-compatibility/2006" xmlns:r="http://schemas.openxmlformats.org/officeDocument/2006/relationships" xmlns:w="http://schemas.openxmlformats.org/wordprocessingml/2006/main" xmlns:w14="http://schemas.microsoft.com/office/word/2010/wordml" xmlns:w15="http://schemas.microsoft.com/office/word/2012/wordml" xmlns:w16se="http://schemas.microsoft.com/office/word/2015/wordml/symex" mc:Ignorable="w14 w15 w16se">
   <w:docDefaults>
     <w:rPrDefault>
       <w:rPr>
@@ -3419,7 +3452,7 @@
       </w:pPr>
     </w:pPrDefault>
   </w:docDefaults>
-  <w:latentStyles w:defLockedState="0" w:defUIPriority="99" w:defSemiHidden="0" w:defUnhideWhenUsed="0" w:defQFormat="0" w:count="376">
+  <w:latentStyles w:defLockedState="0" w:defUIPriority="99" w:defSemiHidden="0" w:defUnhideWhenUsed="0" w:defQFormat="0" w:count="371">
     <w:lsdException w:name="Normal" w:uiPriority="0" w:qFormat="1"/>
     <w:lsdException w:name="heading 1" w:uiPriority="9" w:qFormat="1"/>
     <w:lsdException w:name="heading 2" w:semiHidden="1" w:uiPriority="9" w:unhideWhenUsed="1" w:qFormat="1"/>
@@ -3791,11 +3824,6 @@
     <w:lsdException w:name="List Table 5 Dark Accent 6" w:uiPriority="50"/>
     <w:lsdException w:name="List Table 6 Colorful Accent 6" w:uiPriority="51"/>
     <w:lsdException w:name="List Table 7 Colorful Accent 6" w:uiPriority="52"/>
-    <w:lsdException w:name="Mention" w:semiHidden="1" w:unhideWhenUsed="1"/>
-    <w:lsdException w:name="Smart Hyperlink" w:semiHidden="1" w:unhideWhenUsed="1"/>
-    <w:lsdException w:name="Hashtag" w:semiHidden="1" w:unhideWhenUsed="1"/>
-    <w:lsdException w:name="Unresolved Mention" w:semiHidden="1" w:unhideWhenUsed="1"/>
-    <w:lsdException w:name="Smart Link" w:semiHidden="1" w:unhideWhenUsed="1"/>
   </w:latentStyles>
   <w:style w:type="paragraph" w:default="1" w:styleId="a4">
     <w:name w:val="Normal"/>
@@ -3831,6 +3859,7 @@
   <w:style w:type="character" w:default="1" w:styleId="a5">
     <w:name w:val="Default Paragraph Font"/>
     <w:uiPriority w:val="1"/>
+    <w:semiHidden/>
     <w:unhideWhenUsed/>
   </w:style>
   <w:style w:type="table" w:default="1" w:styleId="a6">
